--- a/data/auto_synced/Bank_Proposal_30MT_Uttar_Pradesh.docx
+++ b/data/auto_synced/Bank_Proposal_30MT_Uttar_Pradesh.docx
@@ -237,7 +237,7 @@
           </w:tcPr>
           <w:p>
             <w:r>
-              <w:t>2.01x (Bank minimum: 1.50x)</w:t>
+              <w:t>1.93x (Bank minimum: 1.50x)</w:t>
             </w:r>
           </w:p>
         </w:tc>
@@ -311,7 +311,7 @@
           </w:tcPr>
           <w:p>
             <w:r>
-              <w:t>Rs 1273 Lakhs</w:t>
+              <w:t>Rs 1232 Lakhs</w:t>
             </w:r>
           </w:p>
         </w:tc>
@@ -333,7 +333,7 @@
           </w:tcPr>
           <w:p>
             <w:r>
-              <w:t>21.9%</w:t>
+              <w:t>20.7%</w:t>
             </w:r>
           </w:p>
         </w:tc>
@@ -355,7 +355,7 @@
           </w:tcPr>
           <w:p>
             <w:r>
-              <w:t>34.3%</w:t>
+              <w:t>32.2%</w:t>
             </w:r>
           </w:p>
         </w:tc>
@@ -377,7 +377,7 @@
           </w:tcPr>
           <w:p>
             <w:r>
-              <w:t>52 months</w:t>
+              <w:t>54 months</w:t>
             </w:r>
           </w:p>
         </w:tc>

--- a/data/auto_synced/Bank_Proposal_30MT_Uttar_Pradesh.docx
+++ b/data/auto_synced/Bank_Proposal_30MT_Uttar_Pradesh.docx
@@ -23,7 +23,7 @@
     </w:p>
     <w:p>
       <w:r>
-        <w:t>Date: 03 April 2026</w:t>
+        <w:t>Date: 04 April 2026</w:t>
       </w:r>
     </w:p>
     <w:p>
@@ -127,7 +127,7 @@
           </w:tcPr>
           <w:p>
             <w:r>
-              <w:t>Rs 7.20 Crore</w:t>
+              <w:t>Rs 6.00 Crore</w:t>
             </w:r>
           </w:p>
         </w:tc>
@@ -149,7 +149,7 @@
           </w:tcPr>
           <w:p>
             <w:r>
-              <w:t>Rs 4.80 Crore</w:t>
+              <w:t>Rs 6.00 Crore</w:t>
             </w:r>
           </w:p>
         </w:tc>
@@ -171,7 +171,7 @@
           </w:tcPr>
           <w:p>
             <w:r>
-              <w:t>11.5% p.a.</w:t>
+              <w:t>14.0% p.a.</w:t>
             </w:r>
           </w:p>
         </w:tc>
@@ -215,7 +215,7 @@
           </w:tcPr>
           <w:p>
             <w:r>
-              <w:t>Rs 12.52 Lakhs</w:t>
+              <w:t>Rs 11.24 Lakhs</w:t>
             </w:r>
           </w:p>
         </w:tc>
@@ -237,7 +237,7 @@
           </w:tcPr>
           <w:p>
             <w:r>
-              <w:t>1.93x (Bank minimum: 1.50x)</w:t>
+              <w:t>2.14x (Bank minimum: 1.50x)</w:t>
             </w:r>
           </w:p>
         </w:tc>
@@ -333,7 +333,7 @@
           </w:tcPr>
           <w:p>
             <w:r>
-              <w:t>20.7%</w:t>
+              <w:t>20.6%</w:t>
             </w:r>
           </w:p>
         </w:tc>
@@ -355,7 +355,7 @@
           </w:tcPr>
           <w:p>
             <w:r>
-              <w:t>32.2%</w:t>
+              <w:t>26.1%</w:t>
             </w:r>
           </w:p>
         </w:tc>
